--- a/thesis-paper/ReSearch-thesis-proposal.docx
+++ b/thesis-paper/ReSearch-thesis-proposal.docx
@@ -2,7 +2,7 @@
 <file path=word/document.xml><?xml version="1.0" encoding="utf-8"?>
 <w:document xmlns:w="http://schemas.openxmlformats.org/wordprocessingml/2006/main" xmlns:m="http://schemas.openxmlformats.org/officeDocument/2006/math" xmlns:r="http://schemas.openxmlformats.org/officeDocument/2006/relationships" xmlns:o="urn:schemas-microsoft-com:office:office" xmlns:v="urn:schemas-microsoft-com:vml" xmlns:w10="urn:schemas-microsoft-com:office:word" xmlns:a="http://schemas.openxmlformats.org/drawingml/2006/main" xmlns:pic="http://schemas.openxmlformats.org/drawingml/2006/picture" xmlns:wp="http://schemas.openxmlformats.org/drawingml/2006/wordprocessingDrawing">
   <w:body>
-    <w:bookmarkStart w:id="180" w:name="chapter-i"/>
+    <w:bookmarkStart w:id="336" w:name="chapter-i"/>
     <w:p>
       <w:pPr>
         <w:pStyle w:val="Heading1"/>
@@ -11,7 +11,7 @@
         <w:t xml:space="preserve">CHAPTER I</w:t>
       </w:r>
     </w:p>
-    <w:bookmarkStart w:id="179" w:name="the-problem-and-its-background"/>
+    <w:bookmarkStart w:id="335" w:name="the-problem-and-its-background"/>
     <w:p>
       <w:pPr>
         <w:pStyle w:val="Heading2"/>
@@ -28,7 +28,7 @@
         <w:t xml:space="preserve">Chapter I sets out the background of the problem, the statement of the problem, the significance of the study, the scope and delimitation, and the definition of key terms for Re:Search, the hybrid content-based academic paper recommendation system developed in this study. It provides the context behind the system and states the study’s objective and questions.</w:t>
       </w:r>
     </w:p>
-    <w:bookmarkStart w:id="173" w:name="introduction"/>
+    <w:bookmarkStart w:id="329" w:name="introduction"/>
     <w:p>
       <w:pPr>
         <w:pStyle w:val="Heading3"/>
@@ -580,8 +580,8 @@
         <w:t xml:space="preserve">Local prototypes rarely integrate lexical, semantic, and metadata signals, and fewer still evaluate the configurations against one another. Re:Search builds that integration, and the Arena supplies the comparison. The study will report which configurations capture consensus best and how single-signal and hybrid pipelines agree in ranking, within the Re:Search corpus and protocol. The aim is a working prototype and an evidence-based account of its configurations.</w:t>
       </w:r>
     </w:p>
-    <w:bookmarkEnd w:id="173"/>
-    <w:bookmarkStart w:id="174" w:name="statement-of-the-problem"/>
+    <w:bookmarkEnd w:id="329"/>
+    <w:bookmarkStart w:id="330" w:name="statement-of-the-problem"/>
     <w:p>
       <w:pPr>
         <w:pStyle w:val="Heading3"/>
@@ -759,8 +759,8 @@
         <w:t xml:space="preserve">H₁: There is a difference in ranking agreement between single-signal and hybrid pipeline configurations, as measured by pairwise overlap at K and mean rank gap.</w:t>
       </w:r>
     </w:p>
-    <w:bookmarkEnd w:id="174"/>
-    <w:bookmarkStart w:id="175" w:name="significance-of-the-study"/>
+    <w:bookmarkEnd w:id="330"/>
+    <w:bookmarkStart w:id="331" w:name="significance-of-the-study"/>
     <w:p>
       <w:pPr>
         <w:pStyle w:val="Heading3"/>
@@ -867,8 +867,8 @@
         <w:t xml:space="preserve">Future researchers will inherit the Arena as an evaluation instrument and the study’s bounded findings as a baseline, with delimitations that give later work a clear starting point for extending the corpus, adding models, or moving to human evaluation (Beel et al., 2016; Bai et al., 2019).</w:t>
       </w:r>
     </w:p>
-    <w:bookmarkEnd w:id="175"/>
-    <w:bookmarkStart w:id="176" w:name="scope-and-delimitation"/>
+    <w:bookmarkEnd w:id="331"/>
+    <w:bookmarkStart w:id="332" w:name="scope-and-delimitation"/>
     <w:p>
       <w:pPr>
         <w:pStyle w:val="Heading3"/>
@@ -921,8 +921,8 @@
         <w:t xml:space="preserve">The study will exclude production deployment; collaborative filtering and user ratings; user-profile personalization; sentence-embedding models other than all-MiniLM-L6-v2; OCR for scanned PDFs, since extraction is heuristic and pdfplumber-based; and multi-node or server-class storage, since the database is SQLite on a single node. The findings will be bounded to the evaluated corpus and prototype. The study will not rank the surveyed algorithms in general.</w:t>
       </w:r>
     </w:p>
-    <w:bookmarkEnd w:id="176"/>
-    <w:bookmarkStart w:id="177" w:name="definition-of-terms"/>
+    <w:bookmarkEnd w:id="332"/>
+    <w:bookmarkStart w:id="333" w:name="definition-of-terms"/>
     <w:p>
       <w:pPr>
         <w:pStyle w:val="Heading3"/>
@@ -1281,8 +1281,8 @@
         <w:t xml:space="preserve">Refers to the K highest-ranked papers a pipeline returns; the Arena interface offers K values of 5, 10, and 15, while the backend accepts up to 25.</w:t>
       </w:r>
     </w:p>
-    <w:bookmarkEnd w:id="177"/>
-    <w:bookmarkStart w:id="178" w:name="ai-assisted-research-disclosure"/>
+    <w:bookmarkEnd w:id="333"/>
+    <w:bookmarkStart w:id="334" w:name="ai-assisted-research-disclosure"/>
     <w:p>
       <w:pPr>
         <w:pStyle w:val="Heading3"/>
@@ -1299,10 +1299,10 @@
         <w:t xml:space="preserve">AI-assisted tools supported literature retrieval and chapter drafting in the preparation of this document. All citations are restricted to the study’s verified source corpus; no sources were fabricated. System facts (brand, weights, Arena metrics, tie-break rules, and corpus counts) were read from the prototype’s codebase and its local database. The full provenance and verification trail is kept in the file audit-trail.md.</w:t>
       </w:r>
     </w:p>
-    <w:bookmarkEnd w:id="178"/>
-    <w:bookmarkEnd w:id="179"/>
-    <w:bookmarkEnd w:id="180"/>
-    <w:bookmarkStart w:id="203" w:name="chapter-ii"/>
+    <w:bookmarkEnd w:id="334"/>
+    <w:bookmarkEnd w:id="335"/>
+    <w:bookmarkEnd w:id="336"/>
+    <w:bookmarkStart w:id="359" w:name="chapter-ii"/>
     <w:p>
       <w:pPr>
         <w:pStyle w:val="Heading1"/>
@@ -1311,7 +1311,7 @@
         <w:t xml:space="preserve">CHAPTER II</w:t>
       </w:r>
     </w:p>
-    <w:bookmarkStart w:id="202" w:name="review-of-related-literature-and-studies"/>
+    <w:bookmarkStart w:id="358" w:name="review-of-related-literature-and-studies"/>
     <w:p>
       <w:pPr>
         <w:pStyle w:val="Heading2"/>
@@ -1328,7 +1328,7 @@
         <w:t xml:space="preserve">The recommendation prototype developed in this study combines three retrieval signals, TF-IDF lexical matching, S-BERT semantic embeddings, and a metadata score over title, abstract, keywords, and publication year, into six fixed-weight pipeline configurations, then compares those configurations in an Arena that records consensus rankings, pairwise agreement, and an independence-weighted winner. Its design draws on four bodies of work: content-based filtering theory, the information retrieval models that give lexical and semantic matching their form, hybrid recommender design, and offline evaluation practice. This chapter reviews the theories, literature, and studies behind those bodies, offers a synthesis with a gap analysis restated as design requirements, and closes with the conceptual framework and hypotheses.</w:t>
       </w:r>
     </w:p>
-    <w:bookmarkStart w:id="181" w:name="related-theories"/>
+    <w:bookmarkStart w:id="337" w:name="related-theories"/>
     <w:p>
       <w:pPr>
         <w:pStyle w:val="Heading3"/>
@@ -1377,8 +1377,8 @@
         <w:t xml:space="preserve">Metadata and attribute-based similarity form the third signal’s theoretical base. Because content-based profiles are attribute vectors (Lops et al., 2011), publication metadata can participate in the same matching logic: the prototype scores title, abstract, and keyword similarity by cosine over normalized text and publication-year similarity by temporal closeness, then averages the four equal-weight terms. Two general theories frame the surrounding field. Adomavicius and Tuzhilin (2005) survey recommender systems and categorize approaches by recommendation method, input data, and context, situating content-based and hybrid methods inside the field’s larger taxonomy. Ricci et al. (2011) frame recommendation as a decision-support function that prunes large information spaces on the user’s behalf. Both frame the present study’s contribution: a comparative evaluation of recommendation pipelines, not a new recommendation algorithm.</w:t>
       </w:r>
     </w:p>
-    <w:bookmarkEnd w:id="181"/>
-    <w:bookmarkStart w:id="186" w:name="related-literature"/>
+    <w:bookmarkEnd w:id="337"/>
+    <w:bookmarkStart w:id="342" w:name="related-literature"/>
     <w:p>
       <w:pPr>
         <w:pStyle w:val="Heading3"/>
@@ -1387,7 +1387,7 @@
         <w:t xml:space="preserve">Related Literature</w:t>
       </w:r>
     </w:p>
-    <w:bookmarkStart w:id="182" w:name="Xb3566379aa769c317eb206ca633c5ae0a7fd665"/>
+    <w:bookmarkStart w:id="338" w:name="Xb3566379aa769c317eb206ca633c5ae0a7fd665"/>
     <w:p>
       <w:pPr>
         <w:pStyle w:val="Heading4"/>
@@ -1404,8 +1404,8 @@
         <w:t xml:space="preserve">The recommender field matured from a collaborative-filtering origin into a family of techniques whose design and evaluation questions the present study inherits (Adomavicius &amp; Tuzhilin, 2005; Ricci et al., 2011). Within that field, research-paper recommendation is a distinct domain with its own literature. Beel et al. (2016) reviewed more than 200 articles on research-paper recommenders and reported that content-based filtering dominated, applied by 55 percent of approaches, that TF-IDF was the most frequently used weighting scheme, and that collaborative and graph-based methods were minorities. Bai et al. (2019) surveyed the field with a similar conclusion: content-based, collaborative, graph-based, and hybrid methods coexist, and hybrid combinations recur as the natural response to any single method’s weaknesses. Together the two surveys establish the domain conventions the prototype follows: content-based signals as the core, hybrid fusion as the improvement path, and TF-IDF as the standard lexical baseline.</w:t>
       </w:r>
     </w:p>
-    <w:bookmarkEnd w:id="182"/>
-    <w:bookmarkStart w:id="183" w:name="the-vocabulary-mismatch-problem"/>
+    <w:bookmarkEnd w:id="338"/>
+    <w:bookmarkStart w:id="339" w:name="the-vocabulary-mismatch-problem"/>
     <w:p>
       <w:pPr>
         <w:pStyle w:val="Heading4"/>
@@ -1422,8 +1422,8 @@
         <w:t xml:space="preserve">Lexical retrieval fails when the query and the document say the same thing in different words. Manning et al. (2008) treat synonymy and polysemy as inherent limits of term-based matching in the vector space model, and Salton and Buckley (1988) already noted that weighting schemes cannot repair a vocabulary mismatch the representation never bridges. Dense embeddings exist to close exactly this gap: Reimers and Gurevych (2019) demonstrated that SBERT embeddings capture semantic similarity between sentences that share no words. The prototype’s two-representation design, TF-IDF for lexical overlap and S-BERT for semantic proximity, is the standard division of labor for this problem, and the Arena’s pairwise agreement statistics will quantify how far the two representations diverge on the same corpus.</w:t>
       </w:r>
     </w:p>
-    <w:bookmarkEnd w:id="183"/>
-    <w:bookmarkStart w:id="184" w:name="X25b3ac14fcf10ec23b9cd4d4722d83a1c202a44"/>
+    <w:bookmarkEnd w:id="339"/>
+    <w:bookmarkStart w:id="340" w:name="X25b3ac14fcf10ec23b9cd4d4722d83a1c202a44"/>
     <w:p>
       <w:pPr>
         <w:pStyle w:val="Heading4"/>
@@ -1440,8 +1440,8 @@
         <w:t xml:space="preserve">Combining signals requires handling scales that do not share units: a TF-IDF cosine, a transformer cosine, and a metadata score each live on their own distribution. Burke (2002) observed that weighted hybrids are only as sound as the score normalization underneath them. Robertson and Zaragoza (2009), in the probabilistic relevance framework, show that BM25-family models combine term-frequency and document-length evidence under principled normalization, a reminder that combination formulas deserve the same care as the signals themselves. The prototype min-max normalizes TF-IDF and S-BERT scores into the 0-1 range before weighting, while metadata scores are already bounded and pass through unchanged; its metadata formula gives each of four signals a fixed quarter weight with missing fields contributing zero, so a paper cannot inflate its score by omitting fields. Empirical hybrid studies show the same attention to fusion. Polignano et al. (2021) combine graph embeddings with contextualized word representations in a hybrid architecture and report that the learned fusion improves over single-signal baselines. Bhagavatula et al. (2018), working in content-based citation recommendation, found that adding metadata improves standard ranking metrics but favors self-citations, a warning that metadata fusion can distort ranking goals even when it lifts scores. The Arena answers that warning with an explicit rule: agreement between two pipelines counts only in proportion to the independence of their component sets, so no pipeline can be confirmed by its own hybrids.</w:t>
       </w:r>
     </w:p>
-    <w:bookmarkEnd w:id="184"/>
-    <w:bookmarkStart w:id="185" w:name="offline-evaluation-conventions"/>
+    <w:bookmarkEnd w:id="340"/>
+    <w:bookmarkStart w:id="341" w:name="offline-evaluation-conventions"/>
     <w:p>
       <w:pPr>
         <w:pStyle w:val="Heading4"/>
@@ -1458,9 +1458,9 @@
         <w:t xml:space="preserve">Recommender evaluation has settled conventions that the study adopts. Herlocker et al. (2004) review the key decisions in evaluating recommender systems, the user tasks, datasets, and the choice among prediction-quality, classification, and ranking metrics, and report empirically that accuracy metrics collapse into a few strongly correlated classes. Shani and Gunawardana (2011) structure evaluation into offline experiments, online experiments, and user studies, noting that offline evaluation with ranking metrics is the standard first gate because it requires no users and no deployed system. For retrieval models specifically, Thakur et al. (2021) built BEIR, a heterogeneous zero-shot benchmark of 18 datasets, and found that BM25 remains a robust lexical baseline while dense models vary widely across domains. These conventions justify the study’s offline design: one corpus, one query set, fixed top-k, and agreement statistics computed from logged runs rather than from user panels.</w:t>
       </w:r>
     </w:p>
-    <w:bookmarkEnd w:id="185"/>
-    <w:bookmarkEnd w:id="186"/>
-    <w:bookmarkStart w:id="194" w:name="related-studies"/>
+    <w:bookmarkEnd w:id="341"/>
+    <w:bookmarkEnd w:id="342"/>
+    <w:bookmarkStart w:id="350" w:name="related-studies"/>
     <w:p>
       <w:pPr>
         <w:pStyle w:val="Heading3"/>
@@ -1469,7 +1469,7 @@
         <w:t xml:space="preserve">Related Studies</w:t>
       </w:r>
     </w:p>
-    <w:bookmarkStart w:id="187" w:name="local-studies"/>
+    <w:bookmarkStart w:id="343" w:name="local-studies"/>
     <w:p>
       <w:pPr>
         <w:pStyle w:val="Heading4"/>
@@ -1486,8 +1486,8 @@
         <w:t xml:space="preserve">The only Philippine study in the reviewed corpus that touches this domain is a documentation system rather than a recommender. De la Cruz and Diesta (2019) implemented the LCC Thesis Citation System, an in-house library database for Lipa City Colleges that houses the bibliographic records of student and faculty research collections. The system assessed which theses were most and least cited, helped academic departments identify feasible research topics and agendas, and was evaluated after implementation to decide which factors to add to or delete from the pilot design (De la Cruz &amp; Diesta, 2019). The study is the closest verified Philippine precedent for institutional thesis repositories, and its framing shows the gap the present study addresses: Lipa City Colleges organized records and counted citations, but no automated similarity ranking or recommendation appears in the published account. No Philippine study of a content-based or hybrid thesis recommendation system could be verified during the literature search for this chapter.</w:t>
       </w:r>
     </w:p>
-    <w:bookmarkEnd w:id="187"/>
-    <w:bookmarkStart w:id="193" w:name="international-studies"/>
+    <w:bookmarkEnd w:id="343"/>
+    <w:bookmarkStart w:id="349" w:name="international-studies"/>
     <w:p>
       <w:pPr>
         <w:pStyle w:val="Heading4"/>
@@ -1496,7 +1496,7 @@
         <w:t xml:space="preserve">International Studies</w:t>
       </w:r>
     </w:p>
-    <w:bookmarkStart w:id="188" w:name="surveys-of-paper-recommendation-systems"/>
+    <w:bookmarkStart w:id="344" w:name="surveys-of-paper-recommendation-systems"/>
     <w:p>
       <w:pPr>
         <w:pStyle w:val="Heading5"/>
@@ -1513,8 +1513,8 @@
         <w:t xml:space="preserve">Kreutz and Schenkel (2022) reviewed the recent literature between January 2019 and October 2021, analyzing 65 system papers along 20 dimensions covering data sources, methods, datasets, and evaluation measures. Their classification shows the field’s texture: most systems use titles, abstracts, or keywords, most recommend single papers in response to an input paper or query, embeddings and cosine similarity appear across many approaches, and hybrid and graph-based methods dominate recent work (Kreutz &amp; Schenkel, 2022). The survey also compiles the evaluation measures actually used, giving the study a checklist for its own reporting.</w:t>
       </w:r>
     </w:p>
-    <w:bookmarkEnd w:id="188"/>
-    <w:bookmarkStart w:id="189" w:name="Xac519b8109678f1fb9e20b46963d88d10c5288f"/>
+    <w:bookmarkEnd w:id="344"/>
+    <w:bookmarkStart w:id="345" w:name="Xac519b8109678f1fb9e20b46963d88d10c5288f"/>
     <w:p>
       <w:pPr>
         <w:pStyle w:val="Heading5"/>
@@ -1531,8 +1531,8 @@
         <w:t xml:space="preserve">SPECTER, introduced by Cohan et al. (2020), pre-trains a transformer on citation-informed triplets so that document embeddings reflect inter-document relatedness, and outperforms competing baselines on the seven tasks of the SciDocs benchmark, including recommendation. Ostendorff et al. (2022) refine the idea with SciNCL, which samples contrastive training pairs from citation-graph neighborhoods rather than discrete citation links, and report state-of-the-art results on SciDocs together with sample-efficient training. Kang et al. (2024) take a different route to the same goal: TaxoIndex organizes extracted paper concepts into a taxonomy-guided semantic index and uses it to enhance dense retrievers for academic paper search, with significant gains and improved interpretability. These three studies demonstrate that transformer-based document representations are the current state of the art for paper similarity, and they are the reason the prototype pairs a classical lexical pipeline with a transformer pipeline rather than relying on either alone.</w:t>
       </w:r>
     </w:p>
-    <w:bookmarkEnd w:id="189"/>
-    <w:bookmarkStart w:id="190" w:name="Xfb283a1b00f5ebdb078736afe0f01907f1eb18f"/>
+    <w:bookmarkEnd w:id="345"/>
+    <w:bookmarkStart w:id="346" w:name="Xfb283a1b00f5ebdb078736afe0f01907f1eb18f"/>
     <w:p>
       <w:pPr>
         <w:pStyle w:val="Heading5"/>
@@ -1549,8 +1549,8 @@
         <w:t xml:space="preserve">Bhagavatula et al. (2018) propose a content-based method that embeds a query document, retrieves nearest neighbors, and reranks candidates with a discriminative model, outperforming prior results on PubMed and DBLP by wide margins without using metadata at all. Their secondary finding bears directly on this study: adding metadata improved standard metrics but favored self-citations, which are less useful in a citation recommendation setting (Bhagavatula et al., 2018). The present study’s metadata design internalizes that caution: metadata enters only through a fixed equal-weight formula, its share of the final score is fixed at one third or one fifth, and the Arena’s independence weighting ensures that a pipeline cannot be confirmed by its own metadata-enriched hybrids.</w:t>
       </w:r>
     </w:p>
-    <w:bookmarkEnd w:id="190"/>
-    <w:bookmarkStart w:id="191" w:name="X0ba097e9fcbb1fdb50aaeed53ab7fc3be78336b"/>
+    <w:bookmarkEnd w:id="346"/>
+    <w:bookmarkStart w:id="347" w:name="X0ba097e9fcbb1fdb50aaeed53ab7fc3be78336b"/>
     <w:p>
       <w:pPr>
         <w:pStyle w:val="Heading5"/>
@@ -1567,8 +1567,8 @@
         <w:t xml:space="preserve">Polignano et al. (2021) present the most direct empirical precedent for the study’s fusion question. Their hybrid framework generates graph embeddings and contextualized word representations separately, then learns a fused representation that improves over either signal alone (Polignano et al., 2021). The present study differs from theirs in design and purpose: the deployed pipelines use fixed, transparent fusion weights rather than a learned model, with a deterministic offline learner provided as a research instrument, and the comparison covers a full family of two-signal and three-signal configurations, not a single fused model against its components.</w:t>
       </w:r>
     </w:p>
-    <w:bookmarkEnd w:id="191"/>
-    <w:bookmarkStart w:id="192" w:name="offline-evaluation-of-recommenders"/>
+    <w:bookmarkEnd w:id="347"/>
+    <w:bookmarkStart w:id="348" w:name="offline-evaluation-of-recommenders"/>
     <w:p>
       <w:pPr>
         <w:pStyle w:val="Heading5"/>
@@ -1585,10 +1585,10 @@
         <w:t xml:space="preserve">Herlocker et al. (2004) provide the classic treatment of evaluation design, and Shani and Gunawardana (2011) the canonical chapter on offline evaluation, both of which the study’s protocol follows: offline logs, ranking-level analysis, and agreement measures rather than single accuracy numbers. Thakur et al. (2021) add the zero-shot perspective, showing that lexical baselines remain competitive and that benchmark heterogeneity matters; the Arena applies that lesson by fixing the corpus, query, and depth across all six pipelines so that observed differences are attributable to the pipelines themselves.</w:t>
       </w:r>
     </w:p>
-    <w:bookmarkEnd w:id="192"/>
-    <w:bookmarkEnd w:id="193"/>
-    <w:bookmarkEnd w:id="194"/>
-    <w:bookmarkStart w:id="198" w:name="Xff31a4cfa949178d0902ab519cddd031d2f0bf3"/>
+    <w:bookmarkEnd w:id="348"/>
+    <w:bookmarkEnd w:id="349"/>
+    <w:bookmarkEnd w:id="350"/>
+    <w:bookmarkStart w:id="354" w:name="Xff31a4cfa949178d0902ab519cddd031d2f0bf3"/>
     <w:p>
       <w:pPr>
         <w:pStyle w:val="Heading3"/>
@@ -1597,7 +1597,7 @@
         <w:t xml:space="preserve">Synthesis of the Review of Literature and Studies</w:t>
       </w:r>
     </w:p>
-    <w:bookmarkStart w:id="195" w:name="convergences"/>
+    <w:bookmarkStart w:id="351" w:name="convergences"/>
     <w:p>
       <w:pPr>
         <w:pStyle w:val="Heading4"/>
@@ -1614,8 +1614,8 @@
         <w:t xml:space="preserve">Four convergences shape the study’s design. First, content-based signals dominate paper recommendation: the two major surveys and the recent review all report content-based filtering as the field’s core approach, with TF-IDF as its most common weighting scheme (Bai et al., 2019; Beel et al., 2016; Kreutz &amp; Schenkel, 2022). Second, hybrid fusion is the accepted route to robustness: Burke’s (2002) taxonomy treats combination as a design space, and empirical work reports fusion gains (Polignano et al., 2021). Third, transformer-based document embeddings are the current state of the art for semantic paper matching (Cohan et al., 2020; Kang et al., 2024; Ostendorff et al., 2022). Fourth, evaluation is overwhelmingly offline and ranking-based, with agreement and ranking metrics preferred over raw prediction error (Herlocker et al., 2004; Shani &amp; Gunawardana, 2011; Thakur et al., 2021).</w:t>
       </w:r>
     </w:p>
-    <w:bookmarkEnd w:id="195"/>
-    <w:bookmarkStart w:id="196" w:name="contradictions-and-limitations"/>
+    <w:bookmarkEnd w:id="351"/>
+    <w:bookmarkStart w:id="352" w:name="contradictions-and-limitations"/>
     <w:p>
       <w:pPr>
         <w:pStyle w:val="Heading4"/>
@@ -1632,8 +1632,8 @@
         <w:t xml:space="preserve">The literature disagrees on which representation is best. Beel et al. (2016) report that no approach is consistently superior and that results vary by corpus; Thakur et al. (2021) find BM25 robust and dense models uneven in zero-shot settings; and Cohan et al. (2020) and Ostendorff et al. (2022) show citation-informed transformers leading on SciDocs. Each result is measured on a different benchmark, so the contradictions may be an artifact of incompatible evaluations. That is the first limitation: there is no shared benchmark across studies, and even within a study, hybrid gains are usually established against baselines borrowed from other works rather than against a controlled family of configurations on one corpus. A second limitation is that metadata fusion is rarely examined as a controlled variable: Bhagavatula et al. (2018) report its distortionary effect, and Kreutz and Schenkel (2022) list metadata use as a dimension but not a systematically varied one. A third limitation is local: the verified Philippine corpus contains no thesis or paper recommender at all, only bibliographic and citation-counting systems (De la Cruz &amp; Diesta, 2019).</w:t>
       </w:r>
     </w:p>
-    <w:bookmarkEnd w:id="196"/>
-    <w:bookmarkStart w:id="197" w:name="gap-analysis"/>
+    <w:bookmarkEnd w:id="352"/>
+    <w:bookmarkStart w:id="353" w:name="gap-analysis"/>
     <w:p>
       <w:pPr>
         <w:pStyle w:val="Heading4"/>
@@ -1865,9 +1865,9 @@
         <w:t xml:space="preserve">→ the study will produce the first verified comparative evidence for content-based thesis recommendation in a Philippine university setting.</w:t>
       </w:r>
     </w:p>
-    <w:bookmarkEnd w:id="197"/>
-    <w:bookmarkEnd w:id="198"/>
-    <w:bookmarkStart w:id="199" w:name="conceptual-framework"/>
+    <w:bookmarkEnd w:id="353"/>
+    <w:bookmarkEnd w:id="354"/>
+    <w:bookmarkStart w:id="355" w:name="conceptual-framework"/>
     <w:p>
       <w:pPr>
         <w:pStyle w:val="Heading3"/>
@@ -1985,8 +1985,8 @@
         <w:t xml:space="preserve">                         configurations</w:t>
       </w:r>
     </w:p>
-    <w:bookmarkEnd w:id="199"/>
-    <w:bookmarkStart w:id="200" w:name="hypotheses-of-the-study"/>
+    <w:bookmarkEnd w:id="355"/>
+    <w:bookmarkStart w:id="356" w:name="hypotheses-of-the-study"/>
     <w:p>
       <w:pPr>
         <w:pStyle w:val="Heading3"/>
@@ -2035,8 +2035,8 @@
         <w:t xml:space="preserve">H₁: There is a difference in ranking agreement between single-signal and hybrid pipeline configurations, as measured by pairwise overlap at K and mean rank gap.</w:t>
       </w:r>
     </w:p>
-    <w:bookmarkEnd w:id="200"/>
-    <w:bookmarkStart w:id="201" w:name="ai-assisted-research-disclosure-1"/>
+    <w:bookmarkEnd w:id="356"/>
+    <w:bookmarkStart w:id="357" w:name="ai-assisted-research-disclosure-1"/>
     <w:p>
       <w:pPr>
         <w:pStyle w:val="Heading3"/>
@@ -2053,10 +2053,10 @@
         <w:t xml:space="preserve">This chapter was prepared with AI assistance (large language model drafting under human direction). Source identification, bibliographic verification, thematic organization, synthesis, and gap analysis were AI-assisted. Every DOI, page range, and author list was confirmed against Crossref, the ACL Anthology, ACM DL, Springer, PMC, arXiv, or the journal’s own page; all 21 in-text citations are restricted to the verified source list in references.bib, with zero orphans in either direction. No authors, years, volumes, DOIs, pages, or quantitative values were fabricated, and retrieval statistics (e.g., Beel et al.’s 55% content-based share, BEIR’s 18 datasets, SciDocs’ seven tasks) are reproduced only as reported in the cited sources. The chapter should be verified against the original PDFs before submission. The full provenance and verification trail is kept in the file audit-trail.md.</w:t>
       </w:r>
     </w:p>
-    <w:bookmarkEnd w:id="201"/>
-    <w:bookmarkEnd w:id="202"/>
-    <w:bookmarkEnd w:id="203"/>
-    <w:bookmarkStart w:id="223" w:name="chapter-iii"/>
+    <w:bookmarkEnd w:id="357"/>
+    <w:bookmarkEnd w:id="358"/>
+    <w:bookmarkEnd w:id="359"/>
+    <w:bookmarkStart w:id="379" w:name="chapter-iii"/>
     <w:p>
       <w:pPr>
         <w:pStyle w:val="Heading1"/>
@@ -2065,7 +2065,7 @@
         <w:t xml:space="preserve">CHAPTER III</w:t>
       </w:r>
     </w:p>
-    <w:bookmarkStart w:id="220" w:name="research-methodology"/>
+    <w:bookmarkStart w:id="376" w:name="research-methodology"/>
     <w:p>
       <w:pPr>
         <w:pStyle w:val="Heading2"/>
@@ -2082,7 +2082,7 @@
         <w:t xml:space="preserve">This chapter presents the methodology used to develop and evaluate Re:Search, the hybrid content-based recommendation prototype built in this study. It covers the research design and locale, the system framework and features, the development process, the evaluation protocol (the Arena), the data collection and analysis plan, the ethical considerations, and the limitations of the method. Together these sections show how the methodology answers Chapter I’s specific problems: how the prototype will be designed and built, how its six pipeline configurations will be compared, and how that comparison will be conducted and interpreted.</w:t>
       </w:r>
     </w:p>
-    <w:bookmarkStart w:id="204" w:name="research-design"/>
+    <w:bookmarkStart w:id="360" w:name="research-design"/>
     <w:p>
       <w:pPr>
         <w:pStyle w:val="Heading3"/>
@@ -2139,8 +2139,8 @@
         <w:t xml:space="preserve">The developmental strand answers Chapter I’s first two problems: the design and construction of the system, and the design of the three recommendation components (TF-IDF, S-BERT, and metadata) together with their six hybrid configurations. The comparative strand answers the remaining problems: the agreement structure among the pipelines and the determination of a winner across repeated Arena runs. The study grounds this arrangement in the standard offline evaluation practice for content-based and hybrid recommenders, in which candidate generation, scoring, ranking, and agreement analysis run over a fixed corpus without a live user study (Adomavicius &amp; Tuzhilin, 2005; Burke, 2002). Content-based recommenders profile items from their textual content and match them against the user’s interests (Lops et al., 2011); the prototype operationalizes that idea by profiling papers from their titles, abstracts, and keywords.</w:t>
       </w:r>
     </w:p>
-    <w:bookmarkEnd w:id="204"/>
-    <w:bookmarkStart w:id="205" w:name="research-locale"/>
+    <w:bookmarkEnd w:id="360"/>
+    <w:bookmarkStart w:id="361" w:name="research-locale"/>
     <w:p>
       <w:pPr>
         <w:pStyle w:val="Heading3"/>
@@ -2169,8 +2169,8 @@
         <w:t xml:space="preserve">The corpus is drawn from publicly available academic literature collected by the researchers, and the evaluation runs locally on a single machine: the FastAPI backend, the SQLite database, and the React frontend all run on the researchers’ own computer, and no system was installed in any university office. The researchers document the locale from the prototype’s identifiers and from the development records, not from field observation.</w:t>
       </w:r>
     </w:p>
-    <w:bookmarkEnd w:id="205"/>
-    <w:bookmarkStart w:id="206" w:name="system-framework-and-features"/>
+    <w:bookmarkEnd w:id="361"/>
+    <w:bookmarkStart w:id="362" w:name="system-framework-and-features"/>
     <w:p>
       <w:pPr>
         <w:pStyle w:val="Heading3"/>
@@ -3729,8 +3729,8 @@
         <w:t xml:space="preserve">The main interfaces are reproduced in Appendix A: the login page (Figure A-1), the recommendations page with pipeline selector and ranked results (Figure A-2), the repository page (Figure A-3), the upload page (Figure A-4), the My Library page (Figure A-5), and the Arena page with battle results and battle records (Figures A-6 and A-7). The complete mathematical specification of the components, the six configurations, and the similar-papers graph is given in Appendix B.</w:t>
       </w:r>
     </w:p>
-    <w:bookmarkEnd w:id="206"/>
-    <w:bookmarkStart w:id="213" w:name="process-of-developing-the-system"/>
+    <w:bookmarkEnd w:id="362"/>
+    <w:bookmarkStart w:id="369" w:name="process-of-developing-the-system"/>
     <w:p>
       <w:pPr>
         <w:pStyle w:val="Heading3"/>
@@ -3747,7 +3747,7 @@
         <w:t xml:space="preserve">The researchers built the prototype through one repeated loop: planning fixed the scope, requirement analysis fixed what the system must do, design specified the data model and the API surface, development implemented it, and testing checked the build.</w:t>
       </w:r>
     </w:p>
-    <w:bookmarkStart w:id="207" w:name="planning"/>
+    <w:bookmarkStart w:id="363" w:name="planning"/>
     <w:p>
       <w:pPr>
         <w:pStyle w:val="Heading4"/>
@@ -3764,8 +3764,8 @@
         <w:t xml:space="preserve">Planning fixed the study’s direction and scope from Chapter I: a local academic repository plus a recommendation engine with three components and six weight configurations, evaluated by an in-system Arena rather than by human raters. The researchers screened the design space of content-based and hybrid recommenders (Burke, 2002; Lops et al., 2011) for feasibility at prototype scale and fixed the scope to the following: PDF, BibTeX, and Google Scholar import; metadata extraction, classification, validation, and duplicate detection; TF-IDF and S-BERT representations; the six pipelines plus custom dials; query and seed-paper search; and the Arena with battle history. Excluded from the scope are collaborative filtering, production deployment, multi-user accounts, and real authentication.</w:t>
       </w:r>
     </w:p>
-    <w:bookmarkEnd w:id="207"/>
-    <w:bookmarkStart w:id="208" w:name="approach-in-development"/>
+    <w:bookmarkEnd w:id="363"/>
+    <w:bookmarkStart w:id="364" w:name="approach-in-development"/>
     <w:p>
       <w:pPr>
         <w:pStyle w:val="Heading4"/>
@@ -3782,8 +3782,8 @@
         <w:t xml:space="preserve">Development followed an iterative prototyping cycle: requirements, design, build, test, refine, repeated until each slice met its requirements. Each cycle addressed a bounded part of the feature list, so the prototype could be demonstrated early and corrected while changes were still inexpensive. The approach suits a single-user local system: there is no deployment pipeline, no data migration, and only one machine to satisfy. Each iteration cost little and returned feedback quickly, so the design converged on working behavior without a production build.</w:t>
       </w:r>
     </w:p>
-    <w:bookmarkEnd w:id="208"/>
-    <w:bookmarkStart w:id="209" w:name="requirement-analysis"/>
+    <w:bookmarkEnd w:id="364"/>
+    <w:bookmarkStart w:id="365" w:name="requirement-analysis"/>
     <w:p>
       <w:pPr>
         <w:pStyle w:val="Heading4"/>
@@ -3860,8 +3860,8 @@
         <w:t xml:space="preserve">: the entire stack runs locally without external services.</w:t>
       </w:r>
     </w:p>
-    <w:bookmarkEnd w:id="209"/>
-    <w:bookmarkStart w:id="210" w:name="design"/>
+    <w:bookmarkEnd w:id="365"/>
+    <w:bookmarkStart w:id="366" w:name="design"/>
     <w:p>
       <w:pPr>
         <w:pStyle w:val="Heading4"/>
@@ -3878,8 +3878,8 @@
         <w:t xml:space="preserve">The researchers designed the data model around one entity, Paper, which holds the bibliographic metadata (title, abstract, keywords, year, authors, DOI, subject category), the validity flag and missing-field notes, the prepared text, and the two stored representations: a TF-IDF vector and an S-BERT embedding. The Arena writes one battle_runs row per logged battle. The weight presets live in a single configuration module as six named pipelines plus a custom-weights builder that normalizes dial allocations to sum to 1. The API surface covers paper upload and import (POST /api/papers/upload, /api/papers/import-bibtex, /api/papers/import-url), recommendation search, index status and rebuild, the Arena (POST /api/recommendations/compare), and battle history (GET /api/evaluation/battles).</w:t>
       </w:r>
     </w:p>
-    <w:bookmarkEnd w:id="210"/>
-    <w:bookmarkStart w:id="211" w:name="development"/>
+    <w:bookmarkEnd w:id="366"/>
+    <w:bookmarkStart w:id="367" w:name="development"/>
     <w:p>
       <w:pPr>
         <w:pStyle w:val="Heading4"/>
@@ -4273,8 +4273,8 @@
         <w:t xml:space="preserve">) plus the POST /api/recommendations/rebuild endpoint keep the index honest after imports change the corpus. The extensions in Appendix B, Sections B.9 through B.14, follow the same rebuild-and-fallback pattern.</w:t>
       </w:r>
     </w:p>
-    <w:bookmarkEnd w:id="211"/>
-    <w:bookmarkStart w:id="212" w:name="testing"/>
+    <w:bookmarkEnd w:id="367"/>
+    <w:bookmarkStart w:id="368" w:name="testing"/>
     <w:p>
       <w:pPr>
         <w:pStyle w:val="Heading4"/>
@@ -4300,9 +4300,9 @@
         <w:t xml:space="preserve">). The manual walkthrough runs the full loop: import a PDF and a BibTeX entry, confirm classification and validation, rebuild the index, search by query and by seed paper, and run an Arena battle. Every deviation was recorded and corrected before the next iteration.</w:t>
       </w:r>
     </w:p>
-    <w:bookmarkEnd w:id="212"/>
-    <w:bookmarkEnd w:id="213"/>
-    <w:bookmarkStart w:id="217" w:name="system-evaluation"/>
+    <w:bookmarkEnd w:id="368"/>
+    <w:bookmarkEnd w:id="369"/>
+    <w:bookmarkStart w:id="373" w:name="system-evaluation"/>
     <w:p>
       <w:pPr>
         <w:pStyle w:val="Heading3"/>
@@ -4319,7 +4319,7 @@
         <w:t xml:space="preserve">The study will evaluate the six pipelines with the Arena, an in-system instrument, rather than with human raters. This follows a recognized offline evaluation approach for recommender systems, in which configurations are compared on ranking behavior over a fixed corpus without user involvement (Adomavicius &amp; Tuzhilin, 2005).</w:t>
       </w:r>
     </w:p>
-    <w:bookmarkStart w:id="214" w:name="evaluation-instrument-arena-protocol"/>
+    <w:bookmarkStart w:id="370" w:name="evaluation-instrument-arena-protocol"/>
     <w:p>
       <w:pPr>
         <w:pStyle w:val="Heading4"/>
@@ -4408,8 +4408,8 @@
         <w:t xml:space="preserve">Every run with a winner is logged as a battle_runs row holding the query or seed, top_k, winner pipeline, metric, value, average consensus rank, and timestamp. The Arena page tallies wins over time, showing the champion and current streaks, and the backend serves the full history through GET /api/evaluation/battles.</w:t>
       </w:r>
     </w:p>
-    <w:bookmarkEnd w:id="214"/>
-    <w:bookmarkStart w:id="215" w:name="data-collection"/>
+    <w:bookmarkEnd w:id="370"/>
+    <w:bookmarkStart w:id="371" w:name="data-collection"/>
     <w:p>
       <w:pPr>
         <w:pStyle w:val="Heading4"/>
@@ -4426,8 +4426,8 @@
         <w:t xml:space="preserve">The researchers will collect data by running a planned Arena campaign of 36 runs: one free-text query and one seed paper drawn from each of the repository’s six largest subject classifications (Machine Learning, Mathematical Analysis, Mathematical Modeling, Graph Theory, Linear Algebra, and Information Retrieval), each executed at top_k values of 5, 10, and 15, for 6 × 2 × 3 = 36 runs. The queries and seed papers will be selected by the researchers to represent each class’s dominant topics, and the final selection will be recorded together with the corpus’s subject-class composition before data collection begins; each run writes a battle_runs row automatically, and the researchers will export the battle history at the end of the campaign. The evaluation corpus is the repository itself, which holds 168 papers at the time of writing, 145 of them valid for recommendation. Runs logged during development walkthroughs exercised the instrument and are excluded from the reported results: the researchers will reset the battle history before the campaign, so the win tally, champion, and streaks reflect the formal runs only.</w:t>
       </w:r>
     </w:p>
-    <w:bookmarkEnd w:id="215"/>
-    <w:bookmarkStart w:id="216" w:name="data-processing-and-analysis"/>
+    <w:bookmarkEnd w:id="371"/>
+    <w:bookmarkStart w:id="372" w:name="data-processing-and-analysis"/>
     <w:p>
       <w:pPr>
         <w:pStyle w:val="Heading4"/>
@@ -4729,9 +4729,9 @@
         <w:t xml:space="preserve">The study will report these results descriptively; no inferential statistics will be applied, because the Arena produces system-internal agreement measures rather than human ratings drawn from a sampled population. No accept/reject language will be attached to the hypotheses; the statistics will describe observed differences within the bounds stated in the Limitations section. The Chapter I hypotheses will be assessed from the campaign’s observed statistics: win shares and average consensus ranks for consensus capture, and overlap and mean rank gap for ranking agreement. Every statistic will be computed overall and separately for the two query types (free-text runs and seed-paper runs), and per subject class where counts allow, so conclusions about metadata-inclusive pipelines are reported per query type and conclusions about lexical effects per class. The researchers will interpret the win tally and the agreement structure as evidence about which configurations agree with the widest set of independent signals, within the bounds stated in the Limitations section.</w:t>
       </w:r>
     </w:p>
-    <w:bookmarkEnd w:id="216"/>
-    <w:bookmarkEnd w:id="217"/>
-    <w:bookmarkStart w:id="218" w:name="ethical-considerations"/>
+    <w:bookmarkEnd w:id="372"/>
+    <w:bookmarkEnd w:id="373"/>
+    <w:bookmarkStart w:id="374" w:name="ethical-considerations"/>
     <w:p>
       <w:pPr>
         <w:pStyle w:val="Heading3"/>
@@ -4748,8 +4748,8 @@
         <w:t xml:space="preserve">The study uses a corpus of publicly available academic metadata and open-access documents collected by the researchers for educational research. It involves no human subjects, collects no personal data, and conducts all processing on a single local machine. All citations in this chapter come from the approved source list and were verified manually against their DOI or publisher records; no bibliographic detail was taken from model recall. AI-assisted tools were used for drafting this chapter and for scaffolding code during development, and every technical claim was checked against the running prototype, its tests, and the live database.</w:t>
       </w:r>
     </w:p>
-    <w:bookmarkEnd w:id="218"/>
-    <w:bookmarkStart w:id="219" w:name="limitations-of-the-method"/>
+    <w:bookmarkEnd w:id="374"/>
+    <w:bookmarkStart w:id="375" w:name="limitations-of-the-method"/>
     <w:p>
       <w:pPr>
         <w:pStyle w:val="Heading3"/>
@@ -4912,9 +4912,9 @@
         <w:t xml:space="preserve">SQLite and local storage bound scale and concurrency; the findings describe the prototype, not a production service.</w:t>
       </w:r>
     </w:p>
-    <w:bookmarkEnd w:id="219"/>
-    <w:bookmarkEnd w:id="220"/>
-    <w:bookmarkStart w:id="222" w:name="references"/>
+    <w:bookmarkEnd w:id="375"/>
+    <w:bookmarkEnd w:id="376"/>
+    <w:bookmarkStart w:id="378" w:name="references"/>
     <w:p>
       <w:pPr>
         <w:pStyle w:val="Heading2"/>
@@ -5073,7 +5073,7 @@
         <w:t xml:space="preserve">(5), 513–523. https://doi.org/10.1016/0306-4573(88)90021-0</w:t>
       </w:r>
     </w:p>
-    <w:bookmarkStart w:id="221" w:name="ai-assisted-research-disclosure-2"/>
+    <w:bookmarkStart w:id="377" w:name="ai-assisted-research-disclosure-2"/>
     <w:p>
       <w:pPr>
         <w:pStyle w:val="Heading3"/>
@@ -5090,10 +5090,10 @@
         <w:t xml:space="preserve">AI-assisted tools were used for drafting this chapter and for scaffolding code during development. All citations were manually verified against the approved source list; no authors, DOIs, statistics, or implementation details were fabricated, and every technical claim was checked against the repository code, its tests, and the live database. The full provenance and verification trail is kept in the file audit-trail.md.</w:t>
       </w:r>
     </w:p>
-    <w:bookmarkEnd w:id="221"/>
-    <w:bookmarkEnd w:id="222"/>
-    <w:bookmarkEnd w:id="223"/>
-    <w:bookmarkStart w:id="246" w:name="appendix-a"/>
+    <w:bookmarkEnd w:id="377"/>
+    <w:bookmarkEnd w:id="378"/>
+    <w:bookmarkEnd w:id="379"/>
+    <w:bookmarkStart w:id="402" w:name="appendix-a"/>
     <w:p>
       <w:pPr>
         <w:pStyle w:val="Heading1"/>
@@ -5102,7 +5102,7 @@
         <w:t xml:space="preserve">APPENDIX A</w:t>
       </w:r>
     </w:p>
-    <w:bookmarkStart w:id="245" w:name="screenshots-of-the-system"/>
+    <w:bookmarkStart w:id="401" w:name="screenshots-of-the-system"/>
     <w:p>
       <w:pPr>
         <w:pStyle w:val="Heading2"/>
@@ -5144,18 +5144,18 @@
           <wp:inline>
             <wp:extent cx="5943600" cy="3714750"/>
             <wp:effectExtent b="0" l="0" r="0" t="0"/>
-            <wp:docPr descr="Login page of the Re:Search prototype" title="" id="225" name="Picture"/>
+            <wp:docPr descr="Login page of the Re:Search prototype" title="" id="381" name="Picture"/>
             <a:graphic>
               <a:graphicData uri="http://schemas.openxmlformats.org/drawingml/2006/picture">
                 <pic:pic>
                   <pic:nvPicPr>
-                    <pic:cNvPr descr="appendix/screenshots/01-login.png" id="226" name="Picture"/>
+                    <pic:cNvPr descr="appendix/screenshots/01-login.png" id="382" name="Picture"/>
                     <pic:cNvPicPr>
                       <a:picLocks noChangeArrowheads="1" noChangeAspect="1"/>
                     </pic:cNvPicPr>
                   </pic:nvPicPr>
                   <pic:blipFill>
-                    <a:blip r:embed="rId224"/>
+                    <a:blip r:embed="rId380"/>
                     <a:stretch>
                       <a:fillRect/>
                     </a:stretch>
@@ -5215,18 +5215,18 @@
           <wp:inline>
             <wp:extent cx="5943600" cy="3714750"/>
             <wp:effectExtent b="0" l="0" r="0" t="0"/>
-            <wp:docPr descr="Recommendations page showing the query bar, pipeline selector, and ranked results" title="" id="228" name="Picture"/>
+            <wp:docPr descr="Recommendations page showing the query bar, pipeline selector, and ranked results" title="" id="384" name="Picture"/>
             <a:graphic>
               <a:graphicData uri="http://schemas.openxmlformats.org/drawingml/2006/picture">
                 <pic:pic>
                   <pic:nvPicPr>
-                    <pic:cNvPr descr="appendix/screenshots/02-recommendations.png" id="229" name="Picture"/>
+                    <pic:cNvPr descr="appendix/screenshots/02-recommendations.png" id="385" name="Picture"/>
                     <pic:cNvPicPr>
                       <a:picLocks noChangeArrowheads="1" noChangeAspect="1"/>
                     </pic:cNvPicPr>
                   </pic:nvPicPr>
                   <pic:blipFill>
-                    <a:blip r:embed="rId227"/>
+                    <a:blip r:embed="rId383"/>
                     <a:stretch>
                       <a:fillRect/>
                     </a:stretch>
@@ -5286,18 +5286,18 @@
           <wp:inline>
             <wp:extent cx="5943600" cy="3714750"/>
             <wp:effectExtent b="0" l="0" r="0" t="0"/>
-            <wp:docPr descr="Repository page listing the stored papers with filters and sorting" title="" id="231" name="Picture"/>
+            <wp:docPr descr="Repository page listing the stored papers with filters and sorting" title="" id="387" name="Picture"/>
             <a:graphic>
               <a:graphicData uri="http://schemas.openxmlformats.org/drawingml/2006/picture">
                 <pic:pic>
                   <pic:nvPicPr>
-                    <pic:cNvPr descr="appendix/screenshots/03-repository.png" id="232" name="Picture"/>
+                    <pic:cNvPr descr="appendix/screenshots/03-repository.png" id="388" name="Picture"/>
                     <pic:cNvPicPr>
                       <a:picLocks noChangeArrowheads="1" noChangeAspect="1"/>
                     </pic:cNvPicPr>
                   </pic:nvPicPr>
                   <pic:blipFill>
-                    <a:blip r:embed="rId230"/>
+                    <a:blip r:embed="rId386"/>
                     <a:stretch>
                       <a:fillRect/>
                     </a:stretch>
@@ -5357,18 +5357,18 @@
           <wp:inline>
             <wp:extent cx="5943600" cy="3714750"/>
             <wp:effectExtent b="0" l="0" r="0" t="0"/>
-            <wp:docPr descr="Upload page for importing papers from PDF or BibTeX with the recommendation validation checklist" title="" id="234" name="Picture"/>
+            <wp:docPr descr="Upload page for importing papers from PDF or BibTeX with the recommendation validation checklist" title="" id="390" name="Picture"/>
             <a:graphic>
               <a:graphicData uri="http://schemas.openxmlformats.org/drawingml/2006/picture">
                 <pic:pic>
                   <pic:nvPicPr>
-                    <pic:cNvPr descr="appendix/screenshots/04-upload.png" id="235" name="Picture"/>
+                    <pic:cNvPr descr="appendix/screenshots/04-upload.png" id="391" name="Picture"/>
                     <pic:cNvPicPr>
                       <a:picLocks noChangeArrowheads="1" noChangeAspect="1"/>
                     </pic:cNvPicPr>
                   </pic:nvPicPr>
                   <pic:blipFill>
-                    <a:blip r:embed="rId233"/>
+                    <a:blip r:embed="rId389"/>
                     <a:stretch>
                       <a:fillRect/>
                     </a:stretch>
@@ -5428,18 +5428,18 @@
           <wp:inline>
             <wp:extent cx="5943600" cy="3714750"/>
             <wp:effectExtent b="0" l="0" r="0" t="0"/>
-            <wp:docPr descr="My Library page showing papers saved by the local user" title="" id="237" name="Picture"/>
+            <wp:docPr descr="My Library page showing papers saved by the local user" title="" id="393" name="Picture"/>
             <a:graphic>
               <a:graphicData uri="http://schemas.openxmlformats.org/drawingml/2006/picture">
                 <pic:pic>
                   <pic:nvPicPr>
-                    <pic:cNvPr descr="appendix/screenshots/05-my-library.png" id="238" name="Picture"/>
+                    <pic:cNvPr descr="appendix/screenshots/05-my-library.png" id="394" name="Picture"/>
                     <pic:cNvPicPr>
                       <a:picLocks noChangeArrowheads="1" noChangeAspect="1"/>
                     </pic:cNvPicPr>
                   </pic:nvPicPr>
                   <pic:blipFill>
-                    <a:blip r:embed="rId236"/>
+                    <a:blip r:embed="rId392"/>
                     <a:stretch>
                       <a:fillRect/>
                     </a:stretch>
@@ -5499,18 +5499,18 @@
           <wp:inline>
             <wp:extent cx="5943600" cy="3714750"/>
             <wp:effectExtent b="0" l="0" r="0" t="0"/>
-            <wp:docPr descr="Arena page after a battle run: winner banner, score distribution by rank, consensus ranking, and pairwise agreement" title="" id="240" name="Picture"/>
+            <wp:docPr descr="Arena page after a battle run: winner banner, score distribution by rank, consensus ranking, and pairwise agreement" title="" id="396" name="Picture"/>
             <a:graphic>
               <a:graphicData uri="http://schemas.openxmlformats.org/drawingml/2006/picture">
                 <pic:pic>
                   <pic:nvPicPr>
-                    <pic:cNvPr descr="appendix/screenshots/06-arena.png" id="241" name="Picture"/>
+                    <pic:cNvPr descr="appendix/screenshots/06-arena.png" id="397" name="Picture"/>
                     <pic:cNvPicPr>
                       <a:picLocks noChangeArrowheads="1" noChangeAspect="1"/>
                     </pic:cNvPicPr>
                   </pic:nvPicPr>
                   <pic:blipFill>
-                    <a:blip r:embed="rId239"/>
+                    <a:blip r:embed="rId395"/>
                     <a:stretch>
                       <a:fillRect/>
                     </a:stretch>
@@ -5570,18 +5570,18 @@
           <wp:inline>
             <wp:extent cx="5943600" cy="3714750"/>
             <wp:effectExtent b="0" l="0" r="0" t="0"/>
-            <wp:docPr descr="Arena page battle records section: win tally and battle history logged from previous runs" title="" id="243" name="Picture"/>
+            <wp:docPr descr="Arena page battle records section: win tally and battle history logged from previous runs" title="" id="399" name="Picture"/>
             <a:graphic>
               <a:graphicData uri="http://schemas.openxmlformats.org/drawingml/2006/picture">
                 <pic:pic>
                   <pic:nvPicPr>
-                    <pic:cNvPr descr="appendix/screenshots/07-arena-records.png" id="244" name="Picture"/>
+                    <pic:cNvPr descr="appendix/screenshots/07-arena-records.png" id="400" name="Picture"/>
                     <pic:cNvPicPr>
                       <a:picLocks noChangeArrowheads="1" noChangeAspect="1"/>
                     </pic:cNvPicPr>
                   </pic:nvPicPr>
                   <pic:blipFill>
-                    <a:blip r:embed="rId242"/>
+                    <a:blip r:embed="rId398"/>
                     <a:stretch>
                       <a:fillRect/>
                     </a:stretch>
@@ -5616,9 +5616,9 @@
         <w:t xml:space="preserve">Arena page battle records section: win tally and battle history logged from previous runs</w:t>
       </w:r>
     </w:p>
-    <w:bookmarkEnd w:id="245"/>
-    <w:bookmarkEnd w:id="246"/>
-    <w:bookmarkStart w:id="264" w:name="appendix-b"/>
+    <w:bookmarkEnd w:id="401"/>
+    <w:bookmarkEnd w:id="402"/>
+    <w:bookmarkStart w:id="420" w:name="appendix-b"/>
     <w:p>
       <w:pPr>
         <w:pStyle w:val="Heading1"/>
@@ -5627,7 +5627,7 @@
         <w:t xml:space="preserve">APPENDIX B</w:t>
       </w:r>
     </w:p>
-    <w:bookmarkStart w:id="262" w:name="Xf68865688fa4bdc6b0ebb5690eceecb2d23e9cc"/>
+    <w:bookmarkStart w:id="418" w:name="Xf68865688fa4bdc6b0ebb5690eceecb2d23e9cc"/>
     <w:p>
       <w:pPr>
         <w:pStyle w:val="Heading2"/>
@@ -5821,7 +5821,7 @@
         <w:t xml:space="preserve">), so a user can watch the real numbers flow through every formula.</w:t>
       </w:r>
     </w:p>
-    <w:bookmarkStart w:id="247" w:name="notation"/>
+    <w:bookmarkStart w:id="403" w:name="notation"/>
     <w:p>
       <w:pPr>
         <w:pStyle w:val="Heading3"/>
@@ -5877,8 +5877,8 @@
         <w:t xml:space="preserve">w_pipe     = ( w_tfidf, w_sbert, w_meta ) = pipeline weights</w:t>
       </w:r>
     </w:p>
-    <w:bookmarkEnd w:id="247"/>
-    <w:bookmarkStart w:id="248" w:name="b.1-text-preparation"/>
+    <w:bookmarkEnd w:id="403"/>
+    <w:bookmarkStart w:id="404" w:name="b.1-text-preparation"/>
     <w:p>
       <w:pPr>
         <w:pStyle w:val="Heading3"/>
@@ -5927,8 +5927,8 @@
         <w:t xml:space="preserve">        = stored prepared text for seed-paper queries</w:t>
       </w:r>
     </w:p>
-    <w:bookmarkEnd w:id="248"/>
-    <w:bookmarkStart w:id="249" w:name="b.2-tf-idf-component-lexical-similarity"/>
+    <w:bookmarkEnd w:id="404"/>
+    <w:bookmarkStart w:id="405" w:name="b.2-tf-idf-component-lexical-similarity"/>
     <w:p>
       <w:pPr>
         <w:pStyle w:val="Heading3"/>
@@ -6055,8 +6055,8 @@
         <w:t xml:space="preserve">             = 0 if either vector is the zero vector</w:t>
       </w:r>
     </w:p>
-    <w:bookmarkEnd w:id="249"/>
-    <w:bookmarkStart w:id="250" w:name="b.3-s-bert-component-semantic-similarity"/>
+    <w:bookmarkEnd w:id="405"/>
+    <w:bookmarkStart w:id="406" w:name="b.3-s-bert-component-semantic-similarity"/>
     <w:p>
       <w:pPr>
         <w:pStyle w:val="Heading3"/>
@@ -6129,8 +6129,8 @@
         <w:t xml:space="preserve">             = ( e(Q) . e(d) ) / ( ||e(Q)||_2 * ||e(d)||_2 )</w:t>
       </w:r>
     </w:p>
-    <w:bookmarkEnd w:id="250"/>
-    <w:bookmarkStart w:id="251" w:name="Xca8a4a1b79fa4a68e675ed202bb7fb6fb457ee7"/>
+    <w:bookmarkEnd w:id="406"/>
+    <w:bookmarkStart w:id="407" w:name="Xca8a4a1b79fa4a68e675ed202bb7fb6fb457ee7"/>
     <w:p>
       <w:pPr>
         <w:pStyle w:val="Heading3"/>
@@ -6283,8 +6283,8 @@
         <w:t xml:space="preserve">For free-text queries the query text is compared against each candidate’s title, abstract, and keywords, while the year signal remains absent because a text query carries no defensible publication year; seed-paper queries activate all four signals.</w:t>
       </w:r>
     </w:p>
-    <w:bookmarkEnd w:id="251"/>
-    <w:bookmarkStart w:id="252" w:name="b.5-score-normalization"/>
+    <w:bookmarkEnd w:id="407"/>
+    <w:bookmarkStart w:id="408" w:name="b.5-score-normalization"/>
     <w:p>
       <w:pPr>
         <w:pStyle w:val="Heading3"/>
@@ -6333,8 +6333,8 @@
         <w:t xml:space="preserve">  s'_meta(d) = s_meta(d)          (no normalization)</w:t>
       </w:r>
     </w:p>
-    <w:bookmarkEnd w:id="252"/>
-    <w:bookmarkStart w:id="253" w:name="b.6-the-six-pipeline-configurations"/>
+    <w:bookmarkEnd w:id="408"/>
+    <w:bookmarkStart w:id="409" w:name="b.6-the-six-pipeline-configurations"/>
     <w:p>
       <w:pPr>
         <w:pStyle w:val="Heading3"/>
@@ -6659,8 +6659,8 @@
         <w:t xml:space="preserve">  w_i = dial_i / ( dial_tfidf + dial_sbert + dial_meta )</w:t>
       </w:r>
     </w:p>
-    <w:bookmarkEnd w:id="253"/>
-    <w:bookmarkStart w:id="254" w:name="b.7-ranking-and-output"/>
+    <w:bookmarkEnd w:id="409"/>
+    <w:bookmarkStart w:id="410" w:name="b.7-ranking-and-output"/>
     <w:p>
       <w:pPr>
         <w:pStyle w:val="Heading3"/>
@@ -6696,8 +6696,8 @@
         <w:t xml:space="preserve">Each returned item also carries the three weighted component contributions that produced its score, one per signal, so the interface can display the breakdown without recomputing it.</w:t>
       </w:r>
     </w:p>
-    <w:bookmarkEnd w:id="254"/>
-    <w:bookmarkStart w:id="255" w:name="b.8-the-similar-papers-graph"/>
+    <w:bookmarkEnd w:id="410"/>
+    <w:bookmarkStart w:id="411" w:name="b.8-the-similar-papers-graph"/>
     <w:p>
       <w:pPr>
         <w:pStyle w:val="Heading3"/>
@@ -6982,8 +6982,8 @@
         <w:t xml:space="preserve">The graph reports authors shared by at least two graph papers, topics (keyword tokens and subject/category parts) shared by at least two papers, and the citation groups of Section B.13: references and citers shared by at least two graph papers, cached from OpenAlex. The citation groups realize the Connected Papers common-reference and common-citation measures directly; the topic groups remain available as a fallback for papers whose citation neighbourhood has not been refreshed, which is why both are reported.</w:t>
       </w:r>
     </w:p>
-    <w:bookmarkEnd w:id="255"/>
-    <w:bookmarkStart w:id="256" w:name="b.9-bm25-ranked-repository-search"/>
+    <w:bookmarkEnd w:id="411"/>
+    <w:bookmarkStart w:id="412" w:name="b.9-bm25-ranked-repository-search"/>
     <w:p>
       <w:pPr>
         <w:pStyle w:val="Heading3"/>
@@ -7157,8 +7157,8 @@
         <w:t xml:space="preserve">creating false merges.</w:t>
       </w:r>
     </w:p>
-    <w:bookmarkEnd w:id="256"/>
-    <w:bookmarkStart w:id="257" w:name="b.10-precomputed-vector-matrices"/>
+    <w:bookmarkEnd w:id="412"/>
+    <w:bookmarkStart w:id="413" w:name="b.10-precomputed-vector-matrices"/>
     <w:p>
       <w:pPr>
         <w:pStyle w:val="Heading3"/>
@@ -7237,8 +7237,8 @@
         <w:t xml:space="preserve">  index or when any index metadata check fails</w:t>
       </w:r>
     </w:p>
-    <w:bookmarkEnd w:id="257"/>
-    <w:bookmarkStart w:id="258" w:name="b.11-mmr-diversification"/>
+    <w:bookmarkEnd w:id="413"/>
+    <w:bookmarkStart w:id="414" w:name="b.11-mmr-diversification"/>
     <w:p>
       <w:pPr>
         <w:pStyle w:val="Heading3"/>
@@ -7353,8 +7353,8 @@
         <w:t xml:space="preserve">  appended in score order after the reranked pool</w:t>
       </w:r>
     </w:p>
-    <w:bookmarkEnd w:id="258"/>
-    <w:bookmarkStart w:id="259" w:name="X7c97d4882fa5fcea6c3c0baeadf8ddc32e93cb1"/>
+    <w:bookmarkEnd w:id="414"/>
+    <w:bookmarkStart w:id="415" w:name="X7c97d4882fa5fcea6c3c0baeadf8ddc32e93cb1"/>
     <w:p>
       <w:pPr>
         <w:pStyle w:val="Heading3"/>
@@ -7430,8 +7430,8 @@
         <w:t xml:space="preserve">  refine 0.05 within +/- 0.1 of the coarse winner</w:t>
       </w:r>
     </w:p>
-    <w:bookmarkEnd w:id="259"/>
-    <w:bookmarkStart w:id="260" w:name="b.13-citation-based-relatedness"/>
+    <w:bookmarkEnd w:id="415"/>
+    <w:bookmarkStart w:id="416" w:name="b.13-citation-based-relatedness"/>
     <w:p>
       <w:pPr>
         <w:pStyle w:val="Heading3"/>
@@ -7528,8 +7528,8 @@
         <w:t xml:space="preserve">  graph edge bonus: + 0.25 * sim_cit(a,b)   (Section B.8)</w:t>
       </w:r>
     </w:p>
-    <w:bookmarkEnd w:id="260"/>
-    <w:bookmarkStart w:id="261" w:name="b.14-offline-retrieval-metrics"/>
+    <w:bookmarkEnd w:id="416"/>
+    <w:bookmarkStart w:id="417" w:name="b.14-offline-retrieval-metrics"/>
     <w:p>
       <w:pPr>
         <w:pStyle w:val="Heading3"/>
@@ -7650,9 +7650,9 @@
         <w:t xml:space="preserve">  IDCG@k = DCG of the gains sorted in descending order</w:t>
       </w:r>
     </w:p>
-    <w:bookmarkEnd w:id="261"/>
-    <w:bookmarkEnd w:id="262"/>
-    <w:bookmarkStart w:id="263" w:name="references-appendix-b-additions"/>
+    <w:bookmarkEnd w:id="417"/>
+    <w:bookmarkEnd w:id="418"/>
+    <w:bookmarkStart w:id="419" w:name="references-appendix-b-additions"/>
     <w:p>
       <w:pPr>
         <w:pStyle w:val="Heading2"/>
@@ -7842,8 +7842,8 @@
         <w:t xml:space="preserve">(4), 265–269. https://doi.org/10.1002/asi.4630240406</w:t>
       </w:r>
     </w:p>
-    <w:bookmarkEnd w:id="263"/>
-    <w:bookmarkEnd w:id="264"/>
+    <w:bookmarkEnd w:id="419"/>
+    <w:bookmarkEnd w:id="420"/>
     <w:sectPr>
       <w:footnotePr>
         <w:numRestart w:val="eachSect"/>
